--- a/docs/RaceDay System Planning and Database.docx
+++ b/docs/RaceDay System Planning and Database.docx
@@ -22,6 +22,8 @@
         </w:rPr>
       </w:sdtEndPr>
       <w:sdtContent>
+        <w:bookmarkStart w:id="0" w:name="_GoBack" w:displacedByCustomXml="prev"/>
+        <w:bookmarkEnd w:id="0" w:displacedByCustomXml="prev"/>
         <w:p>
           <w:pPr>
             <w:pStyle w:val="NoSpacing"/>
@@ -121,6 +123,7 @@
                   <w:tab w:val="center" w:pos="6480"/>
                 </w:tabs>
                 <w:spacing w:after="240"/>
+                <w:jc w:val="center"/>
                 <w:rPr>
                   <w:rFonts w:asciiTheme="majorBidi" w:eastAsiaTheme="majorEastAsia" w:hAnsiTheme="majorBidi" w:cstheme="majorBidi"/>
                   <w:caps/>
@@ -19534,8 +19537,6 @@
         </w:rPr>
         <w:t xml:space="preserve"> and verified against the functional requirements, Part 2 builds the actual RESTful API against this exact plan, connects it to the database created here, and adds the unit tests and CI/CD pipeline that confirm the implementation stays true to what’s designed in this document.</w:t>
       </w:r>
-      <w:bookmarkStart w:id="0" w:name="_GoBack"/>
-      <w:bookmarkEnd w:id="0"/>
     </w:p>
     <w:p>
       <w:pPr>
@@ -19957,6 +19958,7 @@
   <w:style w:type="character" w:default="1" w:styleId="DefaultParagraphFont">
     <w:name w:val="Default Paragraph Font"/>
     <w:uiPriority w:val="1"/>
+    <w:semiHidden/>
     <w:unhideWhenUsed/>
   </w:style>
   <w:style w:type="table" w:default="1" w:styleId="TableNormal">
@@ -20271,6 +20273,7 @@
     <w:rsid w:val="00DE0237"/>
     <w:rsid w:val="00E1403D"/>
     <w:rsid w:val="00F406FB"/>
+    <w:rsid w:val="00F769D6"/>
   </w:rsids>
   <m:mathPr>
     <m:mathFont m:val="Cambria Math"/>
@@ -20998,7 +21001,7 @@
 </file>
 
 <file path=customXml/itemProps1.xml><?xml version="1.0" encoding="utf-8"?>
-<ds:datastoreItem xmlns:ds="http://schemas.openxmlformats.org/officeDocument/2006/customXml" ds:itemID="{1EE1D7A7-D8E2-4EBA-B220-2719310DC212}">
+<ds:datastoreItem xmlns:ds="http://schemas.openxmlformats.org/officeDocument/2006/customXml" ds:itemID="{0E02C5D8-30FD-4380-9B84-2552ADA826AC}">
   <ds:schemaRefs>
     <ds:schemaRef ds:uri="http://schemas.openxmlformats.org/officeDocument/2006/bibliography"/>
   </ds:schemaRefs>
